--- a/docs/the-telemetry-trap-grove-white-paper.docx
+++ b/docs/the-telemetry-trap-grove-white-paper.docx
@@ -637,12 +637,6 @@
         <w:gridCol w:w="2560"/>
       </w:tblGrid>
       <w:tr>
-        <w:tblPrEx>
-          <w:tblCellMar>
-            <w:top w:w="0" w:type="dxa"/>
-            <w:bottom w:w="0" w:type="dxa"/>
-          </w:tblCellMar>
-        </w:tblPrEx>
         <w:tc>
           <w:tcPr>
             <w:tcW w:w="1800" w:type="dxa"/>
@@ -765,12 +759,6 @@
         </w:tc>
       </w:tr>
       <w:tr>
-        <w:tblPrEx>
-          <w:tblCellMar>
-            <w:top w:w="0" w:type="dxa"/>
-            <w:bottom w:w="0" w:type="dxa"/>
-          </w:tblCellMar>
-        </w:tblPrEx>
         <w:tc>
           <w:tcPr>
             <w:tcW w:w="1800" w:type="dxa"/>
@@ -881,12 +869,6 @@
         </w:tc>
       </w:tr>
       <w:tr>
-        <w:tblPrEx>
-          <w:tblCellMar>
-            <w:top w:w="0" w:type="dxa"/>
-            <w:bottom w:w="0" w:type="dxa"/>
-          </w:tblCellMar>
-        </w:tblPrEx>
         <w:tc>
           <w:tcPr>
             <w:tcW w:w="1800" w:type="dxa"/>
@@ -997,12 +979,6 @@
         </w:tc>
       </w:tr>
       <w:tr>
-        <w:tblPrEx>
-          <w:tblCellMar>
-            <w:top w:w="0" w:type="dxa"/>
-            <w:bottom w:w="0" w:type="dxa"/>
-          </w:tblCellMar>
-        </w:tblPrEx>
         <w:tc>
           <w:tcPr>
             <w:tcW w:w="1800" w:type="dxa"/>
@@ -1372,27 +1348,13 @@
         <w:rPr>
           <w:color w:val="444444"/>
         </w:rPr>
-        <w:t xml:space="preserve"> for months: that the industry’s leading AI lab had constructed internally the exact governance architecture it had no incentive to open-source. Publication could no longer wait for a controlled rollout. The structural alternative needed to be in </w:t>
-      </w:r>
-      <w:proofErr w:type="gramStart"/>
-      <w:r>
-        <w:rPr>
-          <w:color w:val="444444"/>
-        </w:rPr>
-        <w:t>the public</w:t>
-      </w:r>
-      <w:proofErr w:type="gramEnd"/>
-      <w:r>
-        <w:rPr>
-          <w:color w:val="444444"/>
-        </w:rPr>
-        <w:t xml:space="preserve"> commons </w:t>
-      </w:r>
-      <w:r>
-        <w:rPr>
-          <w:color w:val="444444"/>
-        </w:rPr>
-        <w:t>and CIOs needed to understand what the value they were giving away</w:t>
+        <w:t xml:space="preserve"> for months: that the industry’s leading AI lab had constructed internally the exact governance architecture it had no incentive to open-source. Publication could no longer wait for a controlled rollout. The structural alternative needed to be in the public commons</w:t>
+      </w:r>
+      <w:r>
+        <w:rPr>
+          <w:color w:val="444444"/>
+        </w:rPr>
+        <w:t>, and CIOs needed to be aware of the telemetry trap they're negotiating themselves into</w:t>
       </w:r>
       <w:r>
         <w:rPr>
@@ -1510,12 +1472,6 @@
         <w:gridCol w:w="6560"/>
       </w:tblGrid>
       <w:tr>
-        <w:tblPrEx>
-          <w:tblCellMar>
-            <w:top w:w="0" w:type="dxa"/>
-            <w:bottom w:w="0" w:type="dxa"/>
-          </w:tblCellMar>
-        </w:tblPrEx>
         <w:tc>
           <w:tcPr>
             <w:tcW w:w="1000" w:type="dxa"/>
@@ -1608,12 +1564,6 @@
         </w:tc>
       </w:tr>
       <w:tr>
-        <w:tblPrEx>
-          <w:tblCellMar>
-            <w:top w:w="0" w:type="dxa"/>
-            <w:bottom w:w="0" w:type="dxa"/>
-          </w:tblCellMar>
-        </w:tblPrEx>
         <w:tc>
           <w:tcPr>
             <w:tcW w:w="1000" w:type="dxa"/>
@@ -1697,12 +1647,6 @@
         </w:tc>
       </w:tr>
       <w:tr>
-        <w:tblPrEx>
-          <w:tblCellMar>
-            <w:top w:w="0" w:type="dxa"/>
-            <w:bottom w:w="0" w:type="dxa"/>
-          </w:tblCellMar>
-        </w:tblPrEx>
         <w:tc>
           <w:tcPr>
             <w:tcW w:w="1000" w:type="dxa"/>
@@ -1786,12 +1730,6 @@
         </w:tc>
       </w:tr>
       <w:tr>
-        <w:tblPrEx>
-          <w:tblCellMar>
-            <w:top w:w="0" w:type="dxa"/>
-            <w:bottom w:w="0" w:type="dxa"/>
-          </w:tblCellMar>
-        </w:tblPrEx>
         <w:tc>
           <w:tcPr>
             <w:tcW w:w="1000" w:type="dxa"/>
@@ -1875,12 +1813,6 @@
         </w:tc>
       </w:tr>
       <w:tr>
-        <w:tblPrEx>
-          <w:tblCellMar>
-            <w:top w:w="0" w:type="dxa"/>
-            <w:bottom w:w="0" w:type="dxa"/>
-          </w:tblCellMar>
-        </w:tblPrEx>
         <w:tc>
           <w:tcPr>
             <w:tcW w:w="1000" w:type="dxa"/>
@@ -1964,12 +1896,6 @@
         </w:tc>
       </w:tr>
       <w:tr>
-        <w:tblPrEx>
-          <w:tblCellMar>
-            <w:top w:w="0" w:type="dxa"/>
-            <w:bottom w:w="0" w:type="dxa"/>
-          </w:tblCellMar>
-        </w:tblPrEx>
         <w:tc>
           <w:tcPr>
             <w:tcW w:w="1000" w:type="dxa"/>
@@ -2122,12 +2048,6 @@
         <w:gridCol w:w="3280"/>
       </w:tblGrid>
       <w:tr>
-        <w:tblPrEx>
-          <w:tblCellMar>
-            <w:top w:w="0" w:type="dxa"/>
-            <w:bottom w:w="0" w:type="dxa"/>
-          </w:tblCellMar>
-        </w:tblPrEx>
         <w:tc>
           <w:tcPr>
             <w:tcW w:w="2800" w:type="dxa"/>
@@ -2233,12 +2153,6 @@
         </w:tc>
       </w:tr>
       <w:tr>
-        <w:tblPrEx>
-          <w:tblCellMar>
-            <w:top w:w="0" w:type="dxa"/>
-            <w:bottom w:w="0" w:type="dxa"/>
-          </w:tblCellMar>
-        </w:tblPrEx>
         <w:tc>
           <w:tcPr>
             <w:tcW w:w="2800" w:type="dxa"/>
@@ -2325,12 +2239,6 @@
         </w:tc>
       </w:tr>
       <w:tr>
-        <w:tblPrEx>
-          <w:tblCellMar>
-            <w:top w:w="0" w:type="dxa"/>
-            <w:bottom w:w="0" w:type="dxa"/>
-          </w:tblCellMar>
-        </w:tblPrEx>
         <w:tc>
           <w:tcPr>
             <w:tcW w:w="2800" w:type="dxa"/>
@@ -2414,12 +2322,6 @@
         </w:tc>
       </w:tr>
       <w:tr>
-        <w:tblPrEx>
-          <w:tblCellMar>
-            <w:top w:w="0" w:type="dxa"/>
-            <w:bottom w:w="0" w:type="dxa"/>
-          </w:tblCellMar>
-        </w:tblPrEx>
         <w:tc>
           <w:tcPr>
             <w:tcW w:w="2800" w:type="dxa"/>
@@ -2506,12 +2408,6 @@
         </w:tc>
       </w:tr>
       <w:tr>
-        <w:tblPrEx>
-          <w:tblCellMar>
-            <w:top w:w="0" w:type="dxa"/>
-            <w:bottom w:w="0" w:type="dxa"/>
-          </w:tblCellMar>
-        </w:tblPrEx>
         <w:tc>
           <w:tcPr>
             <w:tcW w:w="2800" w:type="dxa"/>
@@ -2595,12 +2491,6 @@
         </w:tc>
       </w:tr>
       <w:tr>
-        <w:tblPrEx>
-          <w:tblCellMar>
-            <w:top w:w="0" w:type="dxa"/>
-            <w:bottom w:w="0" w:type="dxa"/>
-          </w:tblCellMar>
-        </w:tblPrEx>
         <w:tc>
           <w:tcPr>
             <w:tcW w:w="2800" w:type="dxa"/>
@@ -2697,12 +2587,6 @@
         </w:tc>
       </w:tr>
       <w:tr>
-        <w:tblPrEx>
-          <w:tblCellMar>
-            <w:top w:w="0" w:type="dxa"/>
-            <w:bottom w:w="0" w:type="dxa"/>
-          </w:tblCellMar>
-        </w:tblPrEx>
         <w:tc>
           <w:tcPr>
             <w:tcW w:w="2800" w:type="dxa"/>
@@ -2786,12 +2670,6 @@
         </w:tc>
       </w:tr>
       <w:tr>
-        <w:tblPrEx>
-          <w:tblCellMar>
-            <w:top w:w="0" w:type="dxa"/>
-            <w:bottom w:w="0" w:type="dxa"/>
-          </w:tblCellMar>
-        </w:tblPrEx>
         <w:tc>
           <w:tcPr>
             <w:tcW w:w="2800" w:type="dxa"/>
@@ -2896,12 +2774,6 @@
         </w:tc>
       </w:tr>
       <w:tr>
-        <w:tblPrEx>
-          <w:tblCellMar>
-            <w:top w:w="0" w:type="dxa"/>
-            <w:bottom w:w="0" w:type="dxa"/>
-          </w:tblCellMar>
-        </w:tblPrEx>
         <w:tc>
           <w:tcPr>
             <w:tcW w:w="2800" w:type="dxa"/>
@@ -3363,12 +3235,6 @@
         <w:gridCol w:w="3860"/>
       </w:tblGrid>
       <w:tr>
-        <w:tblPrEx>
-          <w:tblCellMar>
-            <w:top w:w="0" w:type="dxa"/>
-            <w:bottom w:w="0" w:type="dxa"/>
-          </w:tblCellMar>
-        </w:tblPrEx>
         <w:tc>
           <w:tcPr>
             <w:tcW w:w="3500" w:type="dxa"/>
@@ -3461,12 +3327,6 @@
         </w:tc>
       </w:tr>
       <w:tr>
-        <w:tblPrEx>
-          <w:tblCellMar>
-            <w:top w:w="0" w:type="dxa"/>
-            <w:bottom w:w="0" w:type="dxa"/>
-          </w:tblCellMar>
-        </w:tblPrEx>
         <w:tc>
           <w:tcPr>
             <w:tcW w:w="3500" w:type="dxa"/>
@@ -3553,12 +3413,6 @@
         </w:tc>
       </w:tr>
       <w:tr>
-        <w:tblPrEx>
-          <w:tblCellMar>
-            <w:top w:w="0" w:type="dxa"/>
-            <w:bottom w:w="0" w:type="dxa"/>
-          </w:tblCellMar>
-        </w:tblPrEx>
         <w:tc>
           <w:tcPr>
             <w:tcW w:w="3500" w:type="dxa"/>
@@ -3642,12 +3496,6 @@
         </w:tc>
       </w:tr>
       <w:tr>
-        <w:tblPrEx>
-          <w:tblCellMar>
-            <w:top w:w="0" w:type="dxa"/>
-            <w:bottom w:w="0" w:type="dxa"/>
-          </w:tblCellMar>
-        </w:tblPrEx>
         <w:tc>
           <w:tcPr>
             <w:tcW w:w="3500" w:type="dxa"/>
@@ -3734,12 +3582,6 @@
         </w:tc>
       </w:tr>
       <w:tr>
-        <w:tblPrEx>
-          <w:tblCellMar>
-            <w:top w:w="0" w:type="dxa"/>
-            <w:bottom w:w="0" w:type="dxa"/>
-          </w:tblCellMar>
-        </w:tblPrEx>
         <w:tc>
           <w:tcPr>
             <w:tcW w:w="3500" w:type="dxa"/>
@@ -3841,12 +3683,6 @@
         </w:tc>
       </w:tr>
       <w:tr>
-        <w:tblPrEx>
-          <w:tblCellMar>
-            <w:top w:w="0" w:type="dxa"/>
-            <w:bottom w:w="0" w:type="dxa"/>
-          </w:tblCellMar>
-        </w:tblPrEx>
         <w:tc>
           <w:tcPr>
             <w:tcW w:w="3500" w:type="dxa"/>
@@ -3951,12 +3787,6 @@
         </w:tc>
       </w:tr>
       <w:tr>
-        <w:tblPrEx>
-          <w:tblCellMar>
-            <w:top w:w="0" w:type="dxa"/>
-            <w:bottom w:w="0" w:type="dxa"/>
-          </w:tblCellMar>
-        </w:tblPrEx>
         <w:tc>
           <w:tcPr>
             <w:tcW w:w="3500" w:type="dxa"/>
@@ -5652,7 +5482,6 @@
   <w:style w:type="character" w:default="1" w:styleId="DefaultParagraphFont">
     <w:name w:val="Default Paragraph Font"/>
     <w:uiPriority w:val="1"/>
-    <w:semiHidden/>
     <w:unhideWhenUsed/>
   </w:style>
   <w:style w:type="table" w:default="1" w:styleId="TableNormal">
